--- a/07_Methoden/Übungen/IsEvenOddNumber/IsEvenOddNumber.docx
+++ b/07_Methoden/Übungen/IsEvenOddNumber/IsEvenOddNumber.docx
@@ -1,6 +1,6 @@
 
 <file path=word/document.xml><?xml version="1.0" encoding="utf-8"?>
-<w:document xmlns:wpc="http://schemas.microsoft.com/office/word/2010/wordprocessingCanvas" xmlns:cx="http://schemas.microsoft.com/office/drawing/2014/chartex" xmlns:cx1="http://schemas.microsoft.com/office/drawing/2015/9/8/chartex" xmlns:cx2="http://schemas.microsoft.com/office/drawing/2015/10/21/chartex" xmlns:cx3="http://schemas.microsoft.com/office/drawing/2016/5/9/chartex" xmlns:cx4="http://schemas.microsoft.com/office/drawing/2016/5/10/chartex" xmlns:cx5="http://schemas.microsoft.com/office/drawing/2016/5/11/chartex" xmlns:cx6="http://schemas.microsoft.com/office/drawing/2016/5/12/chartex" xmlns:cx7="http://schemas.microsoft.com/office/drawing/2016/5/13/chartex" xmlns:cx8="http://schemas.microsoft.com/office/drawing/2016/5/14/chartex" xmlns:mc="http://schemas.openxmlformats.org/markup-compatibility/2006" xmlns:aink="http://schemas.microsoft.com/office/drawing/2016/ink" xmlns:am3d="http://schemas.microsoft.com/office/drawing/2017/model3d" xmlns:o="urn:schemas-microsoft-com:office:office" xmlns:r="http://schemas.openxmlformats.org/officeDocument/2006/relationships" xmlns:m="http://schemas.openxmlformats.org/officeDocument/2006/math" xmlns:v="urn:schemas-microsoft-com:vml" xmlns:wp14="http://schemas.microsoft.com/office/word/2010/wordprocessingDrawing" xmlns:wp="http://schemas.openxmlformats.org/drawingml/2006/wordprocessingDrawing" xmlns:w10="urn:schemas-microsoft-com:office:word" xmlns:w="http://schemas.openxmlformats.org/wordprocessingml/2006/main" xmlns:w14="http://schemas.microsoft.com/office/word/2010/wordml" xmlns:w15="http://schemas.microsoft.com/office/word/2012/wordml" xmlns:w16cex="http://schemas.microsoft.com/office/word/2018/wordml/cex" xmlns:w16cid="http://schemas.microsoft.com/office/word/2016/wordml/cid" xmlns:w16="http://schemas.microsoft.com/office/word/2018/wordml" xmlns:w16sdtdh="http://schemas.microsoft.com/office/word/2020/wordml/sdtdatahash" xmlns:w16se="http://schemas.microsoft.com/office/word/2015/wordml/symex" xmlns:wpg="http://schemas.microsoft.com/office/word/2010/wordprocessingGroup" xmlns:wpi="http://schemas.microsoft.com/office/word/2010/wordprocessingInk" xmlns:wne="http://schemas.microsoft.com/office/word/2006/wordml" xmlns:wps="http://schemas.microsoft.com/office/word/2010/wordprocessingShape" mc:Ignorable="w14 w15 w16se w16cid w16 w16cex w16sdtdh wp14">
+<w:document xmlns:wpc="http://schemas.microsoft.com/office/word/2010/wordprocessingCanvas" xmlns:cx="http://schemas.microsoft.com/office/drawing/2014/chartex" xmlns:cx1="http://schemas.microsoft.com/office/drawing/2015/9/8/chartex" xmlns:cx2="http://schemas.microsoft.com/office/drawing/2015/10/21/chartex" xmlns:cx3="http://schemas.microsoft.com/office/drawing/2016/5/9/chartex" xmlns:cx4="http://schemas.microsoft.com/office/drawing/2016/5/10/chartex" xmlns:cx5="http://schemas.microsoft.com/office/drawing/2016/5/11/chartex" xmlns:cx6="http://schemas.microsoft.com/office/drawing/2016/5/12/chartex" xmlns:cx7="http://schemas.microsoft.com/office/drawing/2016/5/13/chartex" xmlns:cx8="http://schemas.microsoft.com/office/drawing/2016/5/14/chartex" xmlns:mc="http://schemas.openxmlformats.org/markup-compatibility/2006" xmlns:aink="http://schemas.microsoft.com/office/drawing/2016/ink" xmlns:am3d="http://schemas.microsoft.com/office/drawing/2017/model3d" xmlns:o="urn:schemas-microsoft-com:office:office" xmlns:oel="http://schemas.microsoft.com/office/2019/extlst" xmlns:r="http://schemas.openxmlformats.org/officeDocument/2006/relationships" xmlns:m="http://schemas.openxmlformats.org/officeDocument/2006/math" xmlns:v="urn:schemas-microsoft-com:vml" xmlns:wp14="http://schemas.microsoft.com/office/word/2010/wordprocessingDrawing" xmlns:wp="http://schemas.openxmlformats.org/drawingml/2006/wordprocessingDrawing" xmlns:w10="urn:schemas-microsoft-com:office:word" xmlns:w="http://schemas.openxmlformats.org/wordprocessingml/2006/main" xmlns:w14="http://schemas.microsoft.com/office/word/2010/wordml" xmlns:w15="http://schemas.microsoft.com/office/word/2012/wordml" xmlns:w16cex="http://schemas.microsoft.com/office/word/2018/wordml/cex" xmlns:w16cid="http://schemas.microsoft.com/office/word/2016/wordml/cid" xmlns:w16="http://schemas.microsoft.com/office/word/2018/wordml" xmlns:w16du="http://schemas.microsoft.com/office/word/2023/wordml/word16du" xmlns:w16sdtdh="http://schemas.microsoft.com/office/word/2020/wordml/sdtdatahash" xmlns:w16sdtfl="http://schemas.microsoft.com/office/word/2024/wordml/sdtformatlock" xmlns:w16se="http://schemas.microsoft.com/office/word/2015/wordml/symex" xmlns:wpg="http://schemas.microsoft.com/office/word/2010/wordprocessingGroup" xmlns:wpi="http://schemas.microsoft.com/office/word/2010/wordprocessingInk" xmlns:wne="http://schemas.microsoft.com/office/word/2006/wordml" xmlns:wps="http://schemas.microsoft.com/office/word/2010/wordprocessingShape" mc:Ignorable="w14 w15 w16se w16cid w16 w16cex w16sdtdh w16sdtfl w16du wp14">
   <w:body>
     <w:p>
       <w:pPr>
@@ -148,14 +148,7 @@
           <w:b/>
           <w:bCs/>
         </w:rPr>
-        <w:t>un</w:t>
-      </w:r>
-      <w:r>
-        <w:rPr>
-          <w:b/>
-          <w:bCs/>
-        </w:rPr>
-        <w:t>geraden</w:t>
+        <w:t>ungeraden</w:t>
       </w:r>
       <w:r>
         <w:t xml:space="preserve"> Ziffern.</w:t>
@@ -251,11 +244,9 @@
       <w:r>
         <w:t xml:space="preserve"> ist eine </w:t>
       </w:r>
-      <w:proofErr w:type="spellStart"/>
       <w:r>
         <w:t>EvenOdd</w:t>
       </w:r>
-      <w:proofErr w:type="spellEnd"/>
       <w:r>
         <w:t>-Zahl weil</w:t>
       </w:r>
@@ -308,16 +299,7 @@
         <w:spacing w:after="0" w:line="240" w:lineRule="auto"/>
       </w:pPr>
       <w:r>
-        <w:t xml:space="preserve">die Ziffernsumme der </w:t>
-      </w:r>
-      <w:r>
-        <w:t>un</w:t>
-      </w:r>
-      <w:r>
-        <w:t>geraden Ziffern</w:t>
-      </w:r>
-      <w:r>
-        <w:t xml:space="preserve"> </w:t>
+        <w:t xml:space="preserve">die Ziffernsumme der ungeraden Ziffern </w:t>
       </w:r>
       <w:r>
         <w:rPr>
@@ -362,15 +344,7 @@
         <w:t xml:space="preserve">Die </w:t>
       </w:r>
       <w:r>
-        <w:t xml:space="preserve">Untergrenze (Wertebereich </w:t>
-      </w:r>
-      <w:proofErr w:type="spellStart"/>
-      <w:r>
-        <w:t>int</w:t>
-      </w:r>
-      <w:proofErr w:type="spellEnd"/>
-      <w:r>
-        <w:t>)</w:t>
+        <w:t>Untergrenze (Wertebereich int)</w:t>
       </w:r>
       <w:r>
         <w:t xml:space="preserve"> </w:t>
@@ -398,13 +372,7 @@
         <w:t xml:space="preserve">Die Obergrenze (Wertebereich: größer oder gleich der Untergrenze) </w:t>
       </w:r>
       <w:r>
-        <w:t>wird ebenfalls vom Benutzer eingegeben. Auch hier ist b</w:t>
-      </w:r>
-      <w:r>
-        <w:t>ei einer Fehleingabe diese zu wiederholen</w:t>
-      </w:r>
-      <w:r>
-        <w:t>.</w:t>
+        <w:t>wird ebenfalls vom Benutzer eingegeben. Auch hier ist bei einer Fehleingabe diese zu wiederholen.</w:t>
       </w:r>
     </w:p>
     <w:p>
@@ -430,16 +398,22 @@
         <w:spacing w:after="0" w:line="240" w:lineRule="auto"/>
       </w:pPr>
       <w:r>
-        <w:t xml:space="preserve">Die Zahlen sind in Zeilen zu jeweils 10 Zahlen </w:t>
-      </w:r>
-      <w:r>
-        <w:t>(getrennt durch ein Komma) ausgegeben. Achte</w:t>
+        <w:t>Die Zahlen sind in Zeilen zu jeweils 10 Zahlen (getrennt durch ein Komma) ausgegeben. Achte</w:t>
       </w:r>
       <w:r>
         <w:t>n Sie</w:t>
       </w:r>
       <w:r>
-        <w:t xml:space="preserve"> darauf, dass nach der letzten Zahl kein Komma ausgegeben wird.</w:t>
+        <w:t xml:space="preserve"> darauf, dass nach der letzten Zahl </w:t>
+      </w:r>
+      <w:r>
+        <w:rPr>
+          <w:u w:val="single"/>
+        </w:rPr>
+        <w:t>kein</w:t>
+      </w:r>
+      <w:r>
+        <w:t xml:space="preserve"> Komma ausgegeben wird.</w:t>
       </w:r>
     </w:p>
     <w:p>
@@ -481,14 +455,12 @@
           <w:lang w:val="en-US"/>
         </w:rPr>
       </w:pPr>
-      <w:proofErr w:type="spellStart"/>
       <w:r>
         <w:rPr>
           <w:lang w:val="en-US"/>
         </w:rPr>
         <w:t>Ausgabebeispiel</w:t>
       </w:r>
-      <w:proofErr w:type="spellEnd"/>
     </w:p>
     <w:p>
       <w:pPr>
@@ -527,23 +499,7 @@
           <w:rFonts w:ascii="Courier New" w:hAnsi="Courier New" w:cs="Courier New"/>
           <w:lang w:val="en-US"/>
         </w:rPr>
-        <w:t>Calculate from [-</w:t>
-      </w:r>
-      <w:proofErr w:type="gramStart"/>
-      <w:r>
-        <w:rPr>
-          <w:rFonts w:ascii="Courier New" w:hAnsi="Courier New" w:cs="Courier New"/>
-          <w:lang w:val="en-US"/>
-        </w:rPr>
-        <w:t>2147483648..</w:t>
-      </w:r>
-      <w:proofErr w:type="gramEnd"/>
-      <w:r>
-        <w:rPr>
-          <w:rFonts w:ascii="Courier New" w:hAnsi="Courier New" w:cs="Courier New"/>
-          <w:lang w:val="en-US"/>
-        </w:rPr>
-        <w:t xml:space="preserve">2147483647]: </w:t>
+        <w:t xml:space="preserve">Calculate from [-2147483648..2147483647]: </w:t>
       </w:r>
       <w:r>
         <w:rPr>
@@ -568,23 +524,7 @@
           <w:rFonts w:ascii="Courier New" w:hAnsi="Courier New" w:cs="Courier New"/>
           <w:lang w:val="en-US"/>
         </w:rPr>
-        <w:t>Calculate to [-</w:t>
-      </w:r>
-      <w:proofErr w:type="gramStart"/>
-      <w:r>
-        <w:rPr>
-          <w:rFonts w:ascii="Courier New" w:hAnsi="Courier New" w:cs="Courier New"/>
-          <w:lang w:val="en-US"/>
-        </w:rPr>
-        <w:t>1000..</w:t>
-      </w:r>
-      <w:proofErr w:type="gramEnd"/>
-      <w:r>
-        <w:rPr>
-          <w:rFonts w:ascii="Courier New" w:hAnsi="Courier New" w:cs="Courier New"/>
-          <w:lang w:val="en-US"/>
-        </w:rPr>
-        <w:t xml:space="preserve">2147483647]: </w:t>
+        <w:t xml:space="preserve">Calculate to [-1000..2147483647]: </w:t>
       </w:r>
       <w:r>
         <w:rPr>
@@ -689,23 +629,7 @@
           <w:rFonts w:ascii="Courier New" w:hAnsi="Courier New" w:cs="Courier New"/>
           <w:lang w:val="en-US"/>
         </w:rPr>
-        <w:t>They are 30 numbers in the range of [-</w:t>
-      </w:r>
-      <w:proofErr w:type="gramStart"/>
-      <w:r>
-        <w:rPr>
-          <w:rFonts w:ascii="Courier New" w:hAnsi="Courier New" w:cs="Courier New"/>
-          <w:lang w:val="en-US"/>
-        </w:rPr>
-        <w:t>1000..</w:t>
-      </w:r>
-      <w:proofErr w:type="gramEnd"/>
-      <w:r>
-        <w:rPr>
-          <w:rFonts w:ascii="Courier New" w:hAnsi="Courier New" w:cs="Courier New"/>
-          <w:lang w:val="en-US"/>
-        </w:rPr>
-        <w:t>1000]</w:t>
+        <w:t>They are 30 numbers in the range of [-1000..1000]</w:t>
       </w:r>
     </w:p>
     <w:p>
@@ -747,11 +671,9 @@
       <w:r>
         <w:t xml:space="preserve">Das Programm muss mindestens eine Methode enthalten, die von einer Zahl bestimmt, ob es eine </w:t>
       </w:r>
-      <w:proofErr w:type="spellStart"/>
       <w:r>
         <w:t>EvenOdd</w:t>
       </w:r>
-      <w:proofErr w:type="spellEnd"/>
       <w:r>
         <w:t xml:space="preserve"> ist.</w:t>
       </w:r>
@@ -771,6 +693,10 @@
       </w:r>
       <w:r>
         <w:t>.</w:t>
+      </w:r>
+      <w:r>
+        <w:br/>
+        <w:t>Beispiel: Einlesen einer Ganzzahl, Berechnung der Ziffernsumme, …</w:t>
       </w:r>
     </w:p>
     <w:p>
@@ -805,7 +731,7 @@
 </file>
 
 <file path=word/endnotes.xml><?xml version="1.0" encoding="utf-8"?>
-<w:endnotes xmlns:wpc="http://schemas.microsoft.com/office/word/2010/wordprocessingCanvas" xmlns:cx="http://schemas.microsoft.com/office/drawing/2014/chartex" xmlns:cx1="http://schemas.microsoft.com/office/drawing/2015/9/8/chartex" xmlns:cx2="http://schemas.microsoft.com/office/drawing/2015/10/21/chartex" xmlns:cx3="http://schemas.microsoft.com/office/drawing/2016/5/9/chartex" xmlns:cx4="http://schemas.microsoft.com/office/drawing/2016/5/10/chartex" xmlns:cx5="http://schemas.microsoft.com/office/drawing/2016/5/11/chartex" xmlns:cx6="http://schemas.microsoft.com/office/drawing/2016/5/12/chartex" xmlns:cx7="http://schemas.microsoft.com/office/drawing/2016/5/13/chartex" xmlns:cx8="http://schemas.microsoft.com/office/drawing/2016/5/14/chartex" xmlns:mc="http://schemas.openxmlformats.org/markup-compatibility/2006" xmlns:aink="http://schemas.microsoft.com/office/drawing/2016/ink" xmlns:am3d="http://schemas.microsoft.com/office/drawing/2017/model3d" xmlns:o="urn:schemas-microsoft-com:office:office" xmlns:r="http://schemas.openxmlformats.org/officeDocument/2006/relationships" xmlns:m="http://schemas.openxmlformats.org/officeDocument/2006/math" xmlns:v="urn:schemas-microsoft-com:vml" xmlns:wp14="http://schemas.microsoft.com/office/word/2010/wordprocessingDrawing" xmlns:wp="http://schemas.openxmlformats.org/drawingml/2006/wordprocessingDrawing" xmlns:w10="urn:schemas-microsoft-com:office:word" xmlns:w="http://schemas.openxmlformats.org/wordprocessingml/2006/main" xmlns:w14="http://schemas.microsoft.com/office/word/2010/wordml" xmlns:w15="http://schemas.microsoft.com/office/word/2012/wordml" xmlns:w16cex="http://schemas.microsoft.com/office/word/2018/wordml/cex" xmlns:w16cid="http://schemas.microsoft.com/office/word/2016/wordml/cid" xmlns:w16="http://schemas.microsoft.com/office/word/2018/wordml" xmlns:w16sdtdh="http://schemas.microsoft.com/office/word/2020/wordml/sdtdatahash" xmlns:w16se="http://schemas.microsoft.com/office/word/2015/wordml/symex" xmlns:wpg="http://schemas.microsoft.com/office/word/2010/wordprocessingGroup" xmlns:wpi="http://schemas.microsoft.com/office/word/2010/wordprocessingInk" xmlns:wne="http://schemas.microsoft.com/office/word/2006/wordml" xmlns:wps="http://schemas.microsoft.com/office/word/2010/wordprocessingShape" mc:Ignorable="w14 w15 w16se w16cid w16 w16cex w16sdtdh wp14">
+<w:endnotes xmlns:wpc="http://schemas.microsoft.com/office/word/2010/wordprocessingCanvas" xmlns:cx="http://schemas.microsoft.com/office/drawing/2014/chartex" xmlns:cx1="http://schemas.microsoft.com/office/drawing/2015/9/8/chartex" xmlns:cx2="http://schemas.microsoft.com/office/drawing/2015/10/21/chartex" xmlns:cx3="http://schemas.microsoft.com/office/drawing/2016/5/9/chartex" xmlns:cx4="http://schemas.microsoft.com/office/drawing/2016/5/10/chartex" xmlns:cx5="http://schemas.microsoft.com/office/drawing/2016/5/11/chartex" xmlns:cx6="http://schemas.microsoft.com/office/drawing/2016/5/12/chartex" xmlns:cx7="http://schemas.microsoft.com/office/drawing/2016/5/13/chartex" xmlns:cx8="http://schemas.microsoft.com/office/drawing/2016/5/14/chartex" xmlns:mc="http://schemas.openxmlformats.org/markup-compatibility/2006" xmlns:aink="http://schemas.microsoft.com/office/drawing/2016/ink" xmlns:am3d="http://schemas.microsoft.com/office/drawing/2017/model3d" xmlns:o="urn:schemas-microsoft-com:office:office" xmlns:oel="http://schemas.microsoft.com/office/2019/extlst" xmlns:r="http://schemas.openxmlformats.org/officeDocument/2006/relationships" xmlns:m="http://schemas.openxmlformats.org/officeDocument/2006/math" xmlns:v="urn:schemas-microsoft-com:vml" xmlns:wp14="http://schemas.microsoft.com/office/word/2010/wordprocessingDrawing" xmlns:wp="http://schemas.openxmlformats.org/drawingml/2006/wordprocessingDrawing" xmlns:w10="urn:schemas-microsoft-com:office:word" xmlns:w="http://schemas.openxmlformats.org/wordprocessingml/2006/main" xmlns:w14="http://schemas.microsoft.com/office/word/2010/wordml" xmlns:w15="http://schemas.microsoft.com/office/word/2012/wordml" xmlns:w16cex="http://schemas.microsoft.com/office/word/2018/wordml/cex" xmlns:w16cid="http://schemas.microsoft.com/office/word/2016/wordml/cid" xmlns:w16="http://schemas.microsoft.com/office/word/2018/wordml" xmlns:w16du="http://schemas.microsoft.com/office/word/2023/wordml/word16du" xmlns:w16sdtdh="http://schemas.microsoft.com/office/word/2020/wordml/sdtdatahash" xmlns:w16sdtfl="http://schemas.microsoft.com/office/word/2024/wordml/sdtformatlock" xmlns:w16se="http://schemas.microsoft.com/office/word/2015/wordml/symex" xmlns:wpg="http://schemas.microsoft.com/office/word/2010/wordprocessingGroup" xmlns:wpi="http://schemas.microsoft.com/office/word/2010/wordprocessingInk" xmlns:wne="http://schemas.microsoft.com/office/word/2006/wordml" xmlns:wps="http://schemas.microsoft.com/office/word/2010/wordprocessingShape" mc:Ignorable="w14 w15 w16se w16cid w16 w16cex w16sdtdh w16sdtfl w16du wp14">
   <w:endnote w:type="separator" w:id="-1">
     <w:p>
       <w:pPr>
@@ -830,7 +756,7 @@
 </file>
 
 <file path=word/footer1.xml><?xml version="1.0" encoding="utf-8"?>
-<w:ftr xmlns:wpc="http://schemas.microsoft.com/office/word/2010/wordprocessingCanvas" xmlns:cx="http://schemas.microsoft.com/office/drawing/2014/chartex" xmlns:cx1="http://schemas.microsoft.com/office/drawing/2015/9/8/chartex" xmlns:cx2="http://schemas.microsoft.com/office/drawing/2015/10/21/chartex" xmlns:cx3="http://schemas.microsoft.com/office/drawing/2016/5/9/chartex" xmlns:cx4="http://schemas.microsoft.com/office/drawing/2016/5/10/chartex" xmlns:cx5="http://schemas.microsoft.com/office/drawing/2016/5/11/chartex" xmlns:cx6="http://schemas.microsoft.com/office/drawing/2016/5/12/chartex" xmlns:cx7="http://schemas.microsoft.com/office/drawing/2016/5/13/chartex" xmlns:cx8="http://schemas.microsoft.com/office/drawing/2016/5/14/chartex" xmlns:mc="http://schemas.openxmlformats.org/markup-compatibility/2006" xmlns:aink="http://schemas.microsoft.com/office/drawing/2016/ink" xmlns:am3d="http://schemas.microsoft.com/office/drawing/2017/model3d" xmlns:o="urn:schemas-microsoft-com:office:office" xmlns:r="http://schemas.openxmlformats.org/officeDocument/2006/relationships" xmlns:m="http://schemas.openxmlformats.org/officeDocument/2006/math" xmlns:v="urn:schemas-microsoft-com:vml" xmlns:wp14="http://schemas.microsoft.com/office/word/2010/wordprocessingDrawing" xmlns:wp="http://schemas.openxmlformats.org/drawingml/2006/wordprocessingDrawing" xmlns:w10="urn:schemas-microsoft-com:office:word" xmlns:w="http://schemas.openxmlformats.org/wordprocessingml/2006/main" xmlns:w14="http://schemas.microsoft.com/office/word/2010/wordml" xmlns:w15="http://schemas.microsoft.com/office/word/2012/wordml" xmlns:w16cex="http://schemas.microsoft.com/office/word/2018/wordml/cex" xmlns:w16cid="http://schemas.microsoft.com/office/word/2016/wordml/cid" xmlns:w16="http://schemas.microsoft.com/office/word/2018/wordml" xmlns:w16sdtdh="http://schemas.microsoft.com/office/word/2020/wordml/sdtdatahash" xmlns:w16se="http://schemas.microsoft.com/office/word/2015/wordml/symex" xmlns:wpg="http://schemas.microsoft.com/office/word/2010/wordprocessingGroup" xmlns:wpi="http://schemas.microsoft.com/office/word/2010/wordprocessingInk" xmlns:wne="http://schemas.microsoft.com/office/word/2006/wordml" xmlns:wps="http://schemas.microsoft.com/office/word/2010/wordprocessingShape" mc:Ignorable="w14 w15 w16se w16cid w16 w16cex w16sdtdh wp14">
+<w:ftr xmlns:wpc="http://schemas.microsoft.com/office/word/2010/wordprocessingCanvas" xmlns:cx="http://schemas.microsoft.com/office/drawing/2014/chartex" xmlns:cx1="http://schemas.microsoft.com/office/drawing/2015/9/8/chartex" xmlns:cx2="http://schemas.microsoft.com/office/drawing/2015/10/21/chartex" xmlns:cx3="http://schemas.microsoft.com/office/drawing/2016/5/9/chartex" xmlns:cx4="http://schemas.microsoft.com/office/drawing/2016/5/10/chartex" xmlns:cx5="http://schemas.microsoft.com/office/drawing/2016/5/11/chartex" xmlns:cx6="http://schemas.microsoft.com/office/drawing/2016/5/12/chartex" xmlns:cx7="http://schemas.microsoft.com/office/drawing/2016/5/13/chartex" xmlns:cx8="http://schemas.microsoft.com/office/drawing/2016/5/14/chartex" xmlns:mc="http://schemas.openxmlformats.org/markup-compatibility/2006" xmlns:aink="http://schemas.microsoft.com/office/drawing/2016/ink" xmlns:am3d="http://schemas.microsoft.com/office/drawing/2017/model3d" xmlns:o="urn:schemas-microsoft-com:office:office" xmlns:oel="http://schemas.microsoft.com/office/2019/extlst" xmlns:r="http://schemas.openxmlformats.org/officeDocument/2006/relationships" xmlns:m="http://schemas.openxmlformats.org/officeDocument/2006/math" xmlns:v="urn:schemas-microsoft-com:vml" xmlns:wp14="http://schemas.microsoft.com/office/word/2010/wordprocessingDrawing" xmlns:wp="http://schemas.openxmlformats.org/drawingml/2006/wordprocessingDrawing" xmlns:w10="urn:schemas-microsoft-com:office:word" xmlns:w="http://schemas.openxmlformats.org/wordprocessingml/2006/main" xmlns:w14="http://schemas.microsoft.com/office/word/2010/wordml" xmlns:w15="http://schemas.microsoft.com/office/word/2012/wordml" xmlns:w16cex="http://schemas.microsoft.com/office/word/2018/wordml/cex" xmlns:w16cid="http://schemas.microsoft.com/office/word/2016/wordml/cid" xmlns:w16="http://schemas.microsoft.com/office/word/2018/wordml" xmlns:w16du="http://schemas.microsoft.com/office/word/2023/wordml/word16du" xmlns:w16sdtdh="http://schemas.microsoft.com/office/word/2020/wordml/sdtdatahash" xmlns:w16sdtfl="http://schemas.microsoft.com/office/word/2024/wordml/sdtformatlock" xmlns:w16se="http://schemas.microsoft.com/office/word/2015/wordml/symex" xmlns:wpg="http://schemas.microsoft.com/office/word/2010/wordprocessingGroup" xmlns:wpi="http://schemas.microsoft.com/office/word/2010/wordprocessingInk" xmlns:wne="http://schemas.microsoft.com/office/word/2006/wordml" xmlns:wps="http://schemas.microsoft.com/office/word/2010/wordprocessingShape" mc:Ignorable="w14 w15 w16se w16cid w16 w16cex w16sdtdh w16sdtfl w16du wp14">
   <w:sdt>
     <w:sdtPr>
       <w:id w:val="-883172744"/>
@@ -839,7 +765,6 @@
         <w:docPartUnique/>
       </w:docPartObj>
     </w:sdtPr>
-    <w:sdtEndPr/>
     <w:sdtContent>
       <w:p>
         <w:pPr>
@@ -872,7 +797,7 @@
 </file>
 
 <file path=word/footnotes.xml><?xml version="1.0" encoding="utf-8"?>
-<w:footnotes xmlns:wpc="http://schemas.microsoft.com/office/word/2010/wordprocessingCanvas" xmlns:cx="http://schemas.microsoft.com/office/drawing/2014/chartex" xmlns:cx1="http://schemas.microsoft.com/office/drawing/2015/9/8/chartex" xmlns:cx2="http://schemas.microsoft.com/office/drawing/2015/10/21/chartex" xmlns:cx3="http://schemas.microsoft.com/office/drawing/2016/5/9/chartex" xmlns:cx4="http://schemas.microsoft.com/office/drawing/2016/5/10/chartex" xmlns:cx5="http://schemas.microsoft.com/office/drawing/2016/5/11/chartex" xmlns:cx6="http://schemas.microsoft.com/office/drawing/2016/5/12/chartex" xmlns:cx7="http://schemas.microsoft.com/office/drawing/2016/5/13/chartex" xmlns:cx8="http://schemas.microsoft.com/office/drawing/2016/5/14/chartex" xmlns:mc="http://schemas.openxmlformats.org/markup-compatibility/2006" xmlns:aink="http://schemas.microsoft.com/office/drawing/2016/ink" xmlns:am3d="http://schemas.microsoft.com/office/drawing/2017/model3d" xmlns:o="urn:schemas-microsoft-com:office:office" xmlns:r="http://schemas.openxmlformats.org/officeDocument/2006/relationships" xmlns:m="http://schemas.openxmlformats.org/officeDocument/2006/math" xmlns:v="urn:schemas-microsoft-com:vml" xmlns:wp14="http://schemas.microsoft.com/office/word/2010/wordprocessingDrawing" xmlns:wp="http://schemas.openxmlformats.org/drawingml/2006/wordprocessingDrawing" xmlns:w10="urn:schemas-microsoft-com:office:word" xmlns:w="http://schemas.openxmlformats.org/wordprocessingml/2006/main" xmlns:w14="http://schemas.microsoft.com/office/word/2010/wordml" xmlns:w15="http://schemas.microsoft.com/office/word/2012/wordml" xmlns:w16cex="http://schemas.microsoft.com/office/word/2018/wordml/cex" xmlns:w16cid="http://schemas.microsoft.com/office/word/2016/wordml/cid" xmlns:w16="http://schemas.microsoft.com/office/word/2018/wordml" xmlns:w16sdtdh="http://schemas.microsoft.com/office/word/2020/wordml/sdtdatahash" xmlns:w16se="http://schemas.microsoft.com/office/word/2015/wordml/symex" xmlns:wpg="http://schemas.microsoft.com/office/word/2010/wordprocessingGroup" xmlns:wpi="http://schemas.microsoft.com/office/word/2010/wordprocessingInk" xmlns:wne="http://schemas.microsoft.com/office/word/2006/wordml" xmlns:wps="http://schemas.microsoft.com/office/word/2010/wordprocessingShape" mc:Ignorable="w14 w15 w16se w16cid w16 w16cex w16sdtdh wp14">
+<w:footnotes xmlns:wpc="http://schemas.microsoft.com/office/word/2010/wordprocessingCanvas" xmlns:cx="http://schemas.microsoft.com/office/drawing/2014/chartex" xmlns:cx1="http://schemas.microsoft.com/office/drawing/2015/9/8/chartex" xmlns:cx2="http://schemas.microsoft.com/office/drawing/2015/10/21/chartex" xmlns:cx3="http://schemas.microsoft.com/office/drawing/2016/5/9/chartex" xmlns:cx4="http://schemas.microsoft.com/office/drawing/2016/5/10/chartex" xmlns:cx5="http://schemas.microsoft.com/office/drawing/2016/5/11/chartex" xmlns:cx6="http://schemas.microsoft.com/office/drawing/2016/5/12/chartex" xmlns:cx7="http://schemas.microsoft.com/office/drawing/2016/5/13/chartex" xmlns:cx8="http://schemas.microsoft.com/office/drawing/2016/5/14/chartex" xmlns:mc="http://schemas.openxmlformats.org/markup-compatibility/2006" xmlns:aink="http://schemas.microsoft.com/office/drawing/2016/ink" xmlns:am3d="http://schemas.microsoft.com/office/drawing/2017/model3d" xmlns:o="urn:schemas-microsoft-com:office:office" xmlns:oel="http://schemas.microsoft.com/office/2019/extlst" xmlns:r="http://schemas.openxmlformats.org/officeDocument/2006/relationships" xmlns:m="http://schemas.openxmlformats.org/officeDocument/2006/math" xmlns:v="urn:schemas-microsoft-com:vml" xmlns:wp14="http://schemas.microsoft.com/office/word/2010/wordprocessingDrawing" xmlns:wp="http://schemas.openxmlformats.org/drawingml/2006/wordprocessingDrawing" xmlns:w10="urn:schemas-microsoft-com:office:word" xmlns:w="http://schemas.openxmlformats.org/wordprocessingml/2006/main" xmlns:w14="http://schemas.microsoft.com/office/word/2010/wordml" xmlns:w15="http://schemas.microsoft.com/office/word/2012/wordml" xmlns:w16cex="http://schemas.microsoft.com/office/word/2018/wordml/cex" xmlns:w16cid="http://schemas.microsoft.com/office/word/2016/wordml/cid" xmlns:w16="http://schemas.microsoft.com/office/word/2018/wordml" xmlns:w16du="http://schemas.microsoft.com/office/word/2023/wordml/word16du" xmlns:w16sdtdh="http://schemas.microsoft.com/office/word/2020/wordml/sdtdatahash" xmlns:w16sdtfl="http://schemas.microsoft.com/office/word/2024/wordml/sdtformatlock" xmlns:w16se="http://schemas.microsoft.com/office/word/2015/wordml/symex" xmlns:wpg="http://schemas.microsoft.com/office/word/2010/wordprocessingGroup" xmlns:wpi="http://schemas.microsoft.com/office/word/2010/wordprocessingInk" xmlns:wne="http://schemas.microsoft.com/office/word/2006/wordml" xmlns:wps="http://schemas.microsoft.com/office/word/2010/wordprocessingShape" mc:Ignorable="w14 w15 w16se w16cid w16 w16cex w16sdtdh w16sdtfl w16du wp14">
   <w:footnote w:type="separator" w:id="-1">
     <w:p>
       <w:pPr>
@@ -897,7 +822,7 @@
 </file>
 
 <file path=word/header1.xml><?xml version="1.0" encoding="utf-8"?>
-<w:hdr xmlns:wpc="http://schemas.microsoft.com/office/word/2010/wordprocessingCanvas" xmlns:cx="http://schemas.microsoft.com/office/drawing/2014/chartex" xmlns:cx1="http://schemas.microsoft.com/office/drawing/2015/9/8/chartex" xmlns:cx2="http://schemas.microsoft.com/office/drawing/2015/10/21/chartex" xmlns:cx3="http://schemas.microsoft.com/office/drawing/2016/5/9/chartex" xmlns:cx4="http://schemas.microsoft.com/office/drawing/2016/5/10/chartex" xmlns:cx5="http://schemas.microsoft.com/office/drawing/2016/5/11/chartex" xmlns:cx6="http://schemas.microsoft.com/office/drawing/2016/5/12/chartex" xmlns:cx7="http://schemas.microsoft.com/office/drawing/2016/5/13/chartex" xmlns:cx8="http://schemas.microsoft.com/office/drawing/2016/5/14/chartex" xmlns:mc="http://schemas.openxmlformats.org/markup-compatibility/2006" xmlns:aink="http://schemas.microsoft.com/office/drawing/2016/ink" xmlns:am3d="http://schemas.microsoft.com/office/drawing/2017/model3d" xmlns:o="urn:schemas-microsoft-com:office:office" xmlns:r="http://schemas.openxmlformats.org/officeDocument/2006/relationships" xmlns:m="http://schemas.openxmlformats.org/officeDocument/2006/math" xmlns:v="urn:schemas-microsoft-com:vml" xmlns:wp14="http://schemas.microsoft.com/office/word/2010/wordprocessingDrawing" xmlns:wp="http://schemas.openxmlformats.org/drawingml/2006/wordprocessingDrawing" xmlns:w10="urn:schemas-microsoft-com:office:word" xmlns:w="http://schemas.openxmlformats.org/wordprocessingml/2006/main" xmlns:w14="http://schemas.microsoft.com/office/word/2010/wordml" xmlns:w15="http://schemas.microsoft.com/office/word/2012/wordml" xmlns:w16cex="http://schemas.microsoft.com/office/word/2018/wordml/cex" xmlns:w16cid="http://schemas.microsoft.com/office/word/2016/wordml/cid" xmlns:w16="http://schemas.microsoft.com/office/word/2018/wordml" xmlns:w16sdtdh="http://schemas.microsoft.com/office/word/2020/wordml/sdtdatahash" xmlns:w16se="http://schemas.microsoft.com/office/word/2015/wordml/symex" xmlns:wpg="http://schemas.microsoft.com/office/word/2010/wordprocessingGroup" xmlns:wpi="http://schemas.microsoft.com/office/word/2010/wordprocessingInk" xmlns:wne="http://schemas.microsoft.com/office/word/2006/wordml" xmlns:wps="http://schemas.microsoft.com/office/word/2010/wordprocessingShape" mc:Ignorable="w14 w15 w16se w16cid w16 w16cex w16sdtdh wp14">
+<w:hdr xmlns:wpc="http://schemas.microsoft.com/office/word/2010/wordprocessingCanvas" xmlns:cx="http://schemas.microsoft.com/office/drawing/2014/chartex" xmlns:cx1="http://schemas.microsoft.com/office/drawing/2015/9/8/chartex" xmlns:cx2="http://schemas.microsoft.com/office/drawing/2015/10/21/chartex" xmlns:cx3="http://schemas.microsoft.com/office/drawing/2016/5/9/chartex" xmlns:cx4="http://schemas.microsoft.com/office/drawing/2016/5/10/chartex" xmlns:cx5="http://schemas.microsoft.com/office/drawing/2016/5/11/chartex" xmlns:cx6="http://schemas.microsoft.com/office/drawing/2016/5/12/chartex" xmlns:cx7="http://schemas.microsoft.com/office/drawing/2016/5/13/chartex" xmlns:cx8="http://schemas.microsoft.com/office/drawing/2016/5/14/chartex" xmlns:mc="http://schemas.openxmlformats.org/markup-compatibility/2006" xmlns:aink="http://schemas.microsoft.com/office/drawing/2016/ink" xmlns:am3d="http://schemas.microsoft.com/office/drawing/2017/model3d" xmlns:o="urn:schemas-microsoft-com:office:office" xmlns:oel="http://schemas.microsoft.com/office/2019/extlst" xmlns:r="http://schemas.openxmlformats.org/officeDocument/2006/relationships" xmlns:m="http://schemas.openxmlformats.org/officeDocument/2006/math" xmlns:v="urn:schemas-microsoft-com:vml" xmlns:wp14="http://schemas.microsoft.com/office/word/2010/wordprocessingDrawing" xmlns:wp="http://schemas.openxmlformats.org/drawingml/2006/wordprocessingDrawing" xmlns:w10="urn:schemas-microsoft-com:office:word" xmlns:w="http://schemas.openxmlformats.org/wordprocessingml/2006/main" xmlns:w14="http://schemas.microsoft.com/office/word/2010/wordml" xmlns:w15="http://schemas.microsoft.com/office/word/2012/wordml" xmlns:w16cex="http://schemas.microsoft.com/office/word/2018/wordml/cex" xmlns:w16cid="http://schemas.microsoft.com/office/word/2016/wordml/cid" xmlns:w16="http://schemas.microsoft.com/office/word/2018/wordml" xmlns:w16du="http://schemas.microsoft.com/office/word/2023/wordml/word16du" xmlns:w16sdtdh="http://schemas.microsoft.com/office/word/2020/wordml/sdtdatahash" xmlns:w16sdtfl="http://schemas.microsoft.com/office/word/2024/wordml/sdtformatlock" xmlns:w16se="http://schemas.microsoft.com/office/word/2015/wordml/symex" xmlns:wpg="http://schemas.microsoft.com/office/word/2010/wordprocessingGroup" xmlns:wpi="http://schemas.microsoft.com/office/word/2010/wordprocessingInk" xmlns:wne="http://schemas.microsoft.com/office/word/2006/wordml" xmlns:wps="http://schemas.microsoft.com/office/word/2010/wordprocessingShape" mc:Ignorable="w14 w15 w16se w16cid w16 w16cex w16sdtdh w16sdtfl w16du wp14">
   <w:tbl>
     <w:tblPr>
       <w:tblStyle w:val="Tabellenraster"/>
@@ -984,7 +909,6 @@
             </w:rPr>
             <w:t>-</w:t>
           </w:r>
-          <w:proofErr w:type="spellStart"/>
           <w:r>
             <w:rPr>
               <w:rFonts w:ascii="Times New Roman" w:hAnsi="Times New Roman" w:cs="Times New Roman"/>
@@ -993,7 +917,6 @@
             </w:rPr>
             <w:t>Number</w:t>
           </w:r>
-          <w:proofErr w:type="spellEnd"/>
           <w:r>
             <w:rPr>
               <w:rFonts w:ascii="Times New Roman" w:hAnsi="Times New Roman" w:cs="Times New Roman"/>
@@ -1072,7 +995,7 @@
 </file>
 
 <file path=word/numbering.xml><?xml version="1.0" encoding="utf-8"?>
-<w:numbering xmlns:wpc="http://schemas.microsoft.com/office/word/2010/wordprocessingCanvas" xmlns:cx="http://schemas.microsoft.com/office/drawing/2014/chartex" xmlns:cx1="http://schemas.microsoft.com/office/drawing/2015/9/8/chartex" xmlns:cx2="http://schemas.microsoft.com/office/drawing/2015/10/21/chartex" xmlns:cx3="http://schemas.microsoft.com/office/drawing/2016/5/9/chartex" xmlns:cx4="http://schemas.microsoft.com/office/drawing/2016/5/10/chartex" xmlns:cx5="http://schemas.microsoft.com/office/drawing/2016/5/11/chartex" xmlns:cx6="http://schemas.microsoft.com/office/drawing/2016/5/12/chartex" xmlns:cx7="http://schemas.microsoft.com/office/drawing/2016/5/13/chartex" xmlns:cx8="http://schemas.microsoft.com/office/drawing/2016/5/14/chartex" xmlns:mc="http://schemas.openxmlformats.org/markup-compatibility/2006" xmlns:aink="http://schemas.microsoft.com/office/drawing/2016/ink" xmlns:am3d="http://schemas.microsoft.com/office/drawing/2017/model3d" xmlns:o="urn:schemas-microsoft-com:office:office" xmlns:r="http://schemas.openxmlformats.org/officeDocument/2006/relationships" xmlns:m="http://schemas.openxmlformats.org/officeDocument/2006/math" xmlns:v="urn:schemas-microsoft-com:vml" xmlns:wp14="http://schemas.microsoft.com/office/word/2010/wordprocessingDrawing" xmlns:wp="http://schemas.openxmlformats.org/drawingml/2006/wordprocessingDrawing" xmlns:w10="urn:schemas-microsoft-com:office:word" xmlns:w="http://schemas.openxmlformats.org/wordprocessingml/2006/main" xmlns:w14="http://schemas.microsoft.com/office/word/2010/wordml" xmlns:w15="http://schemas.microsoft.com/office/word/2012/wordml" xmlns:w16cex="http://schemas.microsoft.com/office/word/2018/wordml/cex" xmlns:w16cid="http://schemas.microsoft.com/office/word/2016/wordml/cid" xmlns:w16="http://schemas.microsoft.com/office/word/2018/wordml" xmlns:w16sdtdh="http://schemas.microsoft.com/office/word/2020/wordml/sdtdatahash" xmlns:w16se="http://schemas.microsoft.com/office/word/2015/wordml/symex" xmlns:wpg="http://schemas.microsoft.com/office/word/2010/wordprocessingGroup" xmlns:wpi="http://schemas.microsoft.com/office/word/2010/wordprocessingInk" xmlns:wne="http://schemas.microsoft.com/office/word/2006/wordml" xmlns:wps="http://schemas.microsoft.com/office/word/2010/wordprocessingShape" mc:Ignorable="w14 w15 w16se w16cid w16 w16cex w16sdtdh wp14">
+<w:numbering xmlns:wpc="http://schemas.microsoft.com/office/word/2010/wordprocessingCanvas" xmlns:cx="http://schemas.microsoft.com/office/drawing/2014/chartex" xmlns:cx1="http://schemas.microsoft.com/office/drawing/2015/9/8/chartex" xmlns:cx2="http://schemas.microsoft.com/office/drawing/2015/10/21/chartex" xmlns:cx3="http://schemas.microsoft.com/office/drawing/2016/5/9/chartex" xmlns:cx4="http://schemas.microsoft.com/office/drawing/2016/5/10/chartex" xmlns:cx5="http://schemas.microsoft.com/office/drawing/2016/5/11/chartex" xmlns:cx6="http://schemas.microsoft.com/office/drawing/2016/5/12/chartex" xmlns:cx7="http://schemas.microsoft.com/office/drawing/2016/5/13/chartex" xmlns:cx8="http://schemas.microsoft.com/office/drawing/2016/5/14/chartex" xmlns:mc="http://schemas.openxmlformats.org/markup-compatibility/2006" xmlns:aink="http://schemas.microsoft.com/office/drawing/2016/ink" xmlns:am3d="http://schemas.microsoft.com/office/drawing/2017/model3d" xmlns:o="urn:schemas-microsoft-com:office:office" xmlns:oel="http://schemas.microsoft.com/office/2019/extlst" xmlns:r="http://schemas.openxmlformats.org/officeDocument/2006/relationships" xmlns:m="http://schemas.openxmlformats.org/officeDocument/2006/math" xmlns:v="urn:schemas-microsoft-com:vml" xmlns:wp14="http://schemas.microsoft.com/office/word/2010/wordprocessingDrawing" xmlns:wp="http://schemas.openxmlformats.org/drawingml/2006/wordprocessingDrawing" xmlns:w10="urn:schemas-microsoft-com:office:word" xmlns:w="http://schemas.openxmlformats.org/wordprocessingml/2006/main" xmlns:w14="http://schemas.microsoft.com/office/word/2010/wordml" xmlns:w15="http://schemas.microsoft.com/office/word/2012/wordml" xmlns:w16cex="http://schemas.microsoft.com/office/word/2018/wordml/cex" xmlns:w16cid="http://schemas.microsoft.com/office/word/2016/wordml/cid" xmlns:w16="http://schemas.microsoft.com/office/word/2018/wordml" xmlns:w16du="http://schemas.microsoft.com/office/word/2023/wordml/word16du" xmlns:w16sdtdh="http://schemas.microsoft.com/office/word/2020/wordml/sdtdatahash" xmlns:w16sdtfl="http://schemas.microsoft.com/office/word/2024/wordml/sdtformatlock" xmlns:w16se="http://schemas.microsoft.com/office/word/2015/wordml/symex" xmlns:wpg="http://schemas.microsoft.com/office/word/2010/wordprocessingGroup" xmlns:wpi="http://schemas.microsoft.com/office/word/2010/wordprocessingInk" xmlns:wne="http://schemas.microsoft.com/office/word/2006/wordml" xmlns:wps="http://schemas.microsoft.com/office/word/2010/wordprocessingShape" mc:Ignorable="w14 w15 w16se w16cid w16 w16cex w16sdtdh w16sdtfl w16du wp14">
   <w:abstractNum w:abstractNumId="0" w15:restartNumberingAfterBreak="0">
     <w:nsid w:val="05F548AE"/>
     <w:multiLevelType w:val="hybridMultilevel"/>
@@ -3617,77 +3540,77 @@
       </w:rPr>
     </w:lvl>
   </w:abstractNum>
-  <w:num w:numId="1">
+  <w:num w:numId="1" w16cid:durableId="2013409107">
     <w:abstractNumId w:val="8"/>
   </w:num>
-  <w:num w:numId="2">
+  <w:num w:numId="2" w16cid:durableId="1568105228">
     <w:abstractNumId w:val="6"/>
   </w:num>
-  <w:num w:numId="3">
+  <w:num w:numId="3" w16cid:durableId="695695757">
     <w:abstractNumId w:val="4"/>
   </w:num>
-  <w:num w:numId="4">
+  <w:num w:numId="4" w16cid:durableId="993947543">
     <w:abstractNumId w:val="2"/>
   </w:num>
-  <w:num w:numId="5">
+  <w:num w:numId="5" w16cid:durableId="2126582106">
     <w:abstractNumId w:val="9"/>
   </w:num>
-  <w:num w:numId="6">
+  <w:num w:numId="6" w16cid:durableId="728768972">
     <w:abstractNumId w:val="11"/>
   </w:num>
-  <w:num w:numId="7">
+  <w:num w:numId="7" w16cid:durableId="727219035">
     <w:abstractNumId w:val="10"/>
   </w:num>
-  <w:num w:numId="8">
+  <w:num w:numId="8" w16cid:durableId="1762481261">
     <w:abstractNumId w:val="17"/>
   </w:num>
-  <w:num w:numId="9">
+  <w:num w:numId="9" w16cid:durableId="1259409263">
     <w:abstractNumId w:val="14"/>
   </w:num>
-  <w:num w:numId="10">
+  <w:num w:numId="10" w16cid:durableId="2119326494">
     <w:abstractNumId w:val="15"/>
   </w:num>
-  <w:num w:numId="11">
+  <w:num w:numId="11" w16cid:durableId="1407144602">
     <w:abstractNumId w:val="13"/>
   </w:num>
-  <w:num w:numId="12">
+  <w:num w:numId="12" w16cid:durableId="1584955164">
     <w:abstractNumId w:val="20"/>
   </w:num>
-  <w:num w:numId="13">
+  <w:num w:numId="13" w16cid:durableId="1724133228">
     <w:abstractNumId w:val="19"/>
   </w:num>
-  <w:num w:numId="14">
+  <w:num w:numId="14" w16cid:durableId="2101562111">
     <w:abstractNumId w:val="12"/>
   </w:num>
-  <w:num w:numId="15">
+  <w:num w:numId="15" w16cid:durableId="1261596619">
     <w:abstractNumId w:val="16"/>
   </w:num>
-  <w:num w:numId="16">
+  <w:num w:numId="16" w16cid:durableId="1820800260">
     <w:abstractNumId w:val="1"/>
   </w:num>
-  <w:num w:numId="17">
+  <w:num w:numId="17" w16cid:durableId="124274157">
     <w:abstractNumId w:val="3"/>
   </w:num>
-  <w:num w:numId="18">
+  <w:num w:numId="18" w16cid:durableId="590044226">
     <w:abstractNumId w:val="18"/>
   </w:num>
-  <w:num w:numId="19">
+  <w:num w:numId="19" w16cid:durableId="701825200">
     <w:abstractNumId w:val="21"/>
   </w:num>
-  <w:num w:numId="20">
+  <w:num w:numId="20" w16cid:durableId="324208440">
     <w:abstractNumId w:val="7"/>
   </w:num>
-  <w:num w:numId="21">
+  <w:num w:numId="21" w16cid:durableId="883637075">
     <w:abstractNumId w:val="0"/>
   </w:num>
-  <w:num w:numId="22">
+  <w:num w:numId="22" w16cid:durableId="830293082">
     <w:abstractNumId w:val="5"/>
   </w:num>
 </w:numbering>
 </file>
 
 <file path=word/styles.xml><?xml version="1.0" encoding="utf-8"?>
-<w:styles xmlns:mc="http://schemas.openxmlformats.org/markup-compatibility/2006" xmlns:r="http://schemas.openxmlformats.org/officeDocument/2006/relationships" xmlns:w="http://schemas.openxmlformats.org/wordprocessingml/2006/main" xmlns:w14="http://schemas.microsoft.com/office/word/2010/wordml" xmlns:w15="http://schemas.microsoft.com/office/word/2012/wordml" xmlns:w16cex="http://schemas.microsoft.com/office/word/2018/wordml/cex" xmlns:w16cid="http://schemas.microsoft.com/office/word/2016/wordml/cid" xmlns:w16="http://schemas.microsoft.com/office/word/2018/wordml" xmlns:w16sdtdh="http://schemas.microsoft.com/office/word/2020/wordml/sdtdatahash" xmlns:w16se="http://schemas.microsoft.com/office/word/2015/wordml/symex" mc:Ignorable="w14 w15 w16se w16cid w16 w16cex w16sdtdh">
+<w:styles xmlns:mc="http://schemas.openxmlformats.org/markup-compatibility/2006" xmlns:r="http://schemas.openxmlformats.org/officeDocument/2006/relationships" xmlns:w="http://schemas.openxmlformats.org/wordprocessingml/2006/main" xmlns:w14="http://schemas.microsoft.com/office/word/2010/wordml" xmlns:w15="http://schemas.microsoft.com/office/word/2012/wordml" xmlns:w16cex="http://schemas.microsoft.com/office/word/2018/wordml/cex" xmlns:w16cid="http://schemas.microsoft.com/office/word/2016/wordml/cid" xmlns:w16="http://schemas.microsoft.com/office/word/2018/wordml" xmlns:w16du="http://schemas.microsoft.com/office/word/2023/wordml/word16du" xmlns:w16sdtdh="http://schemas.microsoft.com/office/word/2020/wordml/sdtdatahash" xmlns:w16sdtfl="http://schemas.microsoft.com/office/word/2024/wordml/sdtformatlock" xmlns:w16se="http://schemas.microsoft.com/office/word/2015/wordml/symex" mc:Ignorable="w14 w15 w16se w16cid w16 w16cex w16sdtdh w16sdtfl w16du">
   <w:docDefaults>
     <w:rPrDefault>
       <w:rPr>

--- a/07_Methoden/Übungen/IsEvenOddNumber/IsEvenOddNumber.docx
+++ b/07_Methoden/Übungen/IsEvenOddNumber/IsEvenOddNumber.docx
@@ -244,9 +244,11 @@
       <w:r>
         <w:t xml:space="preserve"> ist eine </w:t>
       </w:r>
+      <w:proofErr w:type="spellStart"/>
       <w:r>
         <w:t>EvenOdd</w:t>
       </w:r>
+      <w:proofErr w:type="spellEnd"/>
       <w:r>
         <w:t>-Zahl weil</w:t>
       </w:r>
@@ -344,7 +346,15 @@
         <w:t xml:space="preserve">Die </w:t>
       </w:r>
       <w:r>
-        <w:t>Untergrenze (Wertebereich int)</w:t>
+        <w:t xml:space="preserve">Untergrenze (Wertebereich </w:t>
+      </w:r>
+      <w:proofErr w:type="spellStart"/>
+      <w:r>
+        <w:t>int</w:t>
+      </w:r>
+      <w:proofErr w:type="spellEnd"/>
+      <w:r>
+        <w:t>)</w:t>
       </w:r>
       <w:r>
         <w:t xml:space="preserve"> </w:t>
@@ -455,12 +465,14 @@
           <w:lang w:val="en-US"/>
         </w:rPr>
       </w:pPr>
+      <w:proofErr w:type="spellStart"/>
       <w:r>
         <w:rPr>
           <w:lang w:val="en-US"/>
         </w:rPr>
         <w:t>Ausgabebeispiel</w:t>
       </w:r>
+      <w:proofErr w:type="spellEnd"/>
     </w:p>
     <w:p>
       <w:pPr>
@@ -671,9 +683,11 @@
       <w:r>
         <w:t xml:space="preserve">Das Programm muss mindestens eine Methode enthalten, die von einer Zahl bestimmt, ob es eine </w:t>
       </w:r>
+      <w:proofErr w:type="spellStart"/>
       <w:r>
         <w:t>EvenOdd</w:t>
       </w:r>
+      <w:proofErr w:type="spellEnd"/>
       <w:r>
         <w:t xml:space="preserve"> ist.</w:t>
       </w:r>
@@ -712,6 +726,69 @@
       <w:r>
         <w:t>Strings sind langsam! Sie dürfen daher für die Berechnung der Ziffernsumme NICHT verwendet werden.</w:t>
       </w:r>
+    </w:p>
+    <w:p>
+      <w:pPr>
+        <w:pStyle w:val="Listenabsatz"/>
+        <w:numPr>
+          <w:ilvl w:val="0"/>
+          <w:numId w:val="15"/>
+        </w:numPr>
+        <w:spacing w:after="0" w:line="240" w:lineRule="auto"/>
+        <w:ind w:left="284" w:hanging="284"/>
+      </w:pPr>
+      <w:r>
+        <w:t xml:space="preserve">Die kleinste mögliche Ganzzahl ist </w:t>
+      </w:r>
+      <w:proofErr w:type="spellStart"/>
+      <w:r>
+        <w:rPr>
+          <w:color w:val="0070C0"/>
+        </w:rPr>
+        <w:t>int</w:t>
+      </w:r>
+      <w:r>
+        <w:t>.MinValue</w:t>
+      </w:r>
+      <w:proofErr w:type="spellEnd"/>
+      <w:r>
+        <w:t xml:space="preserve">, die größte </w:t>
+      </w:r>
+      <w:proofErr w:type="spellStart"/>
+      <w:r>
+        <w:rPr>
+          <w:color w:val="0070C0"/>
+        </w:rPr>
+        <w:t>int</w:t>
+      </w:r>
+      <w:r>
+        <w:t>.M</w:t>
+      </w:r>
+      <w:r>
+        <w:t>ax</w:t>
+      </w:r>
+      <w:r>
+        <w:t>Value</w:t>
+      </w:r>
+      <w:proofErr w:type="spellEnd"/>
+      <w:r>
+        <w:t>.</w:t>
+      </w:r>
+    </w:p>
+    <w:p>
+      <w:pPr>
+        <w:spacing w:after="0" w:line="240" w:lineRule="auto"/>
+      </w:pPr>
+    </w:p>
+    <w:p>
+      <w:pPr>
+        <w:spacing w:after="0" w:line="240" w:lineRule="auto"/>
+      </w:pPr>
+    </w:p>
+    <w:p>
+      <w:pPr>
+        <w:spacing w:after="0" w:line="240" w:lineRule="auto"/>
+      </w:pPr>
     </w:p>
     <w:p>
       <w:pPr>
@@ -909,6 +986,7 @@
             </w:rPr>
             <w:t>-</w:t>
           </w:r>
+          <w:proofErr w:type="spellStart"/>
           <w:r>
             <w:rPr>
               <w:rFonts w:ascii="Times New Roman" w:hAnsi="Times New Roman" w:cs="Times New Roman"/>
@@ -917,6 +995,7 @@
             </w:rPr>
             <w:t>Number</w:t>
           </w:r>
+          <w:proofErr w:type="spellEnd"/>
           <w:r>
             <w:rPr>
               <w:rFonts w:ascii="Times New Roman" w:hAnsi="Times New Roman" w:cs="Times New Roman"/>
@@ -4086,7 +4165,6 @@
   <w:style w:type="character" w:default="1" w:styleId="Absatz-Standardschriftart">
     <w:name w:val="Default Paragraph Font"/>
     <w:uiPriority w:val="1"/>
-    <w:semiHidden/>
     <w:unhideWhenUsed/>
   </w:style>
   <w:style w:type="table" w:default="1" w:styleId="NormaleTabelle">
